--- a/deliverables/phase18_research_report_fa.docx
+++ b/deliverables/phase18_research_report_fa.docx
@@ -162,7 +162,7 @@
           <w:rtl w:val="1"/>
           <w:lang w:val="fa-IR" w:bidi="fa-IR"/>
         </w:rPr>
-        <w:t>استاد راهنمای دانشگاهی  استاد امیر نوری ولنده</w:t>
+        <w:t>استاد راهنمای دانشگاهی  استاد امیر نوری</w:t>
       </w:r>
     </w:p>
     <w:p>
@@ -9939,7 +9939,7 @@
           <w:rtl w:val="1"/>
           <w:lang w:val="fa-IR" w:bidi="fa-IR"/>
         </w:rPr>
-        <w:t>از استاد امیر نوری ولنده، راهنمای دانشگاهی پروژه، برای هدایت علمی و حمایت از ایده‌های نو سپاسگزارم</w:t>
+        <w:t>از استاد امیر نوری، راهنمای دانشگاهی پروژه، برای هدایت علمی و حمایت از ایده‌های نو سپاسگزارم</w:t>
       </w:r>
       <w:r>
         <w:rPr>
